--- a/MCMR_EDT.docx
+++ b/MCMR_EDT.docx
@@ -1,6 +1,6 @@
 
 <file path=word/document.xml><?xml version="1.0" encoding="utf-8"?>
-<w:document xmlns:wpc="http://schemas.microsoft.com/office/word/2010/wordprocessingCanvas" xmlns:cx="http://schemas.microsoft.com/office/drawing/2014/chartex" xmlns:cx1="http://schemas.microsoft.com/office/drawing/2015/9/8/chartex" xmlns:cx2="http://schemas.microsoft.com/office/drawing/2015/10/21/chartex" xmlns:cx3="http://schemas.microsoft.com/office/drawing/2016/5/9/chartex" xmlns:cx4="http://schemas.microsoft.com/office/drawing/2016/5/10/chartex" xmlns:cx5="http://schemas.microsoft.com/office/drawing/2016/5/11/chartex" xmlns:cx6="http://schemas.microsoft.com/office/drawing/2016/5/12/chartex" xmlns:cx7="http://schemas.microsoft.com/office/drawing/2016/5/13/chartex" xmlns:cx8="http://schemas.microsoft.com/office/drawing/2016/5/14/chartex" xmlns:mc="http://schemas.openxmlformats.org/markup-compatibility/2006" xmlns:aink="http://schemas.microsoft.com/office/drawing/2016/ink" xmlns:am3d="http://schemas.microsoft.com/office/drawing/2017/model3d" xmlns:o="urn:schemas-microsoft-com:office:office" xmlns:r="http://schemas.openxmlformats.org/officeDocument/2006/relationships" xmlns:m="http://schemas.openxmlformats.org/officeDocument/2006/math" xmlns:v="urn:schemas-microsoft-com:vml" xmlns:wp14="http://schemas.microsoft.com/office/word/2010/wordprocessingDrawing" xmlns:wp="http://schemas.openxmlformats.org/drawingml/2006/wordprocessingDrawing" xmlns:w10="urn:schemas-microsoft-com:office:word" xmlns:w="http://schemas.openxmlformats.org/wordprocessingml/2006/main" xmlns:w14="http://schemas.microsoft.com/office/word/2010/wordml" xmlns:w15="http://schemas.microsoft.com/office/word/2012/wordml" xmlns:w16cex="http://schemas.microsoft.com/office/word/2018/wordml/cex" xmlns:w16cid="http://schemas.microsoft.com/office/word/2016/wordml/cid" xmlns:w16="http://schemas.microsoft.com/office/word/2018/wordml" xmlns:w16sdtdh="http://schemas.microsoft.com/office/word/2020/wordml/sdtdatahash" xmlns:w16se="http://schemas.microsoft.com/office/word/2015/wordml/symex" xmlns:wpg="http://schemas.microsoft.com/office/word/2010/wordprocessingGroup" xmlns:wpi="http://schemas.microsoft.com/office/word/2010/wordprocessingInk" xmlns:wne="http://schemas.microsoft.com/office/word/2006/wordml" xmlns:wps="http://schemas.microsoft.com/office/word/2010/wordprocessingShape" mc:Ignorable="w14 w15 w16se w16cid w16 w16cex w16sdtdh wp14">
+<w:document xmlns:wpc="http://schemas.microsoft.com/office/word/2010/wordprocessingCanvas" xmlns:cx="http://schemas.microsoft.com/office/drawing/2014/chartex" xmlns:cx1="http://schemas.microsoft.com/office/drawing/2015/9/8/chartex" xmlns:cx2="http://schemas.microsoft.com/office/drawing/2015/10/21/chartex" xmlns:cx3="http://schemas.microsoft.com/office/drawing/2016/5/9/chartex" xmlns:cx4="http://schemas.microsoft.com/office/drawing/2016/5/10/chartex" xmlns:cx5="http://schemas.microsoft.com/office/drawing/2016/5/11/chartex" xmlns:cx6="http://schemas.microsoft.com/office/drawing/2016/5/12/chartex" xmlns:cx7="http://schemas.microsoft.com/office/drawing/2016/5/13/chartex" xmlns:cx8="http://schemas.microsoft.com/office/drawing/2016/5/14/chartex" xmlns:mc="http://schemas.openxmlformats.org/markup-compatibility/2006" xmlns:aink="http://schemas.microsoft.com/office/drawing/2016/ink" xmlns:am3d="http://schemas.microsoft.com/office/drawing/2017/model3d" xmlns:o="urn:schemas-microsoft-com:office:office" xmlns:oel="http://schemas.microsoft.com/office/2019/extlst" xmlns:r="http://schemas.openxmlformats.org/officeDocument/2006/relationships" xmlns:m="http://schemas.openxmlformats.org/officeDocument/2006/math" xmlns:v="urn:schemas-microsoft-com:vml" xmlns:wp14="http://schemas.microsoft.com/office/word/2010/wordprocessingDrawing" xmlns:wp="http://schemas.openxmlformats.org/drawingml/2006/wordprocessingDrawing" xmlns:w10="urn:schemas-microsoft-com:office:word" xmlns:w="http://schemas.openxmlformats.org/wordprocessingml/2006/main" xmlns:w14="http://schemas.microsoft.com/office/word/2010/wordml" xmlns:w15="http://schemas.microsoft.com/office/word/2012/wordml" xmlns:w16cex="http://schemas.microsoft.com/office/word/2018/wordml/cex" xmlns:w16cid="http://schemas.microsoft.com/office/word/2016/wordml/cid" xmlns:w16="http://schemas.microsoft.com/office/word/2018/wordml" xmlns:w16du="http://schemas.microsoft.com/office/word/2023/wordml/word16du" xmlns:w16sdtdh="http://schemas.microsoft.com/office/word/2020/wordml/sdtdatahash" xmlns:w16sdtfl="http://schemas.microsoft.com/office/word/2024/wordml/sdtformatlock" xmlns:w16se="http://schemas.microsoft.com/office/word/2015/wordml/symex" xmlns:wpg="http://schemas.microsoft.com/office/word/2010/wordprocessingGroup" xmlns:wpi="http://schemas.microsoft.com/office/word/2010/wordprocessingInk" xmlns:wne="http://schemas.microsoft.com/office/word/2006/wordml" xmlns:wps="http://schemas.microsoft.com/office/word/2010/wordprocessingShape" mc:Ignorable="w14 w15 w16se w16cid w16 w16cex w16sdtdh w16sdtfl w16du wp14">
   <w:body>
     <w:p>
       <w:pPr>
@@ -23,6 +23,10 @@
       <w:r>
         <w:rPr>
           <w:rStyle w:val="Refdecomentario"/>
+          <w:rFonts w:ascii="Arial" w:eastAsia="Arial" w:hAnsi="Arial" w:cs="Arial"/>
+          <w:color w:val="000000"/>
+          <w:sz w:val="22"/>
+          <w:szCs w:val="22"/>
         </w:rPr>
         <w:commentReference w:id="0"/>
       </w:r>
@@ -74,23 +78,25 @@
         <w:tc>
           <w:tcPr>
             <w:tcW w:w="14317" w:type="dxa"/>
-            <w:shd w:val="clear" w:color="auto" w:fill="auto"/>
             <w:vAlign w:val="center"/>
           </w:tcPr>
           <w:p>
             <w:pPr>
               <w:pStyle w:val="NormalWeb"/>
               <w:jc w:val="center"/>
+              <w:rPr>
+                <w:lang w:val="es-MX"/>
+              </w:rPr>
             </w:pPr>
             <w:r>
               <w:rPr>
-                <w:noProof/>
+                <w:lang w:val="es-MX"/>
               </w:rPr>
               <w:drawing>
-                <wp:inline distT="0" distB="0" distL="0" distR="0" wp14:anchorId="34E62B92" wp14:editId="70AE8AAA">
-                  <wp:extent cx="6903720" cy="4968077"/>
-                  <wp:effectExtent l="0" t="0" r="0" b="4445"/>
-                  <wp:docPr id="1" name="Imagen 1"/>
+                <wp:inline distT="0" distB="0" distL="0" distR="0" wp14:anchorId="3EFED03D" wp14:editId="154A2C32">
+                  <wp:extent cx="7278879" cy="5133975"/>
+                  <wp:effectExtent l="0" t="0" r="0" b="0"/>
+                  <wp:docPr id="1719496599" name="Imagen 2"/>
                   <wp:cNvGraphicFramePr>
                     <a:graphicFrameLocks xmlns:a="http://schemas.openxmlformats.org/drawingml/2006/main" noChangeAspect="1"/>
                   </wp:cNvGraphicFramePr>
@@ -98,7 +104,7 @@
                     <a:graphicData uri="http://schemas.openxmlformats.org/drawingml/2006/picture">
                       <pic:pic xmlns:pic="http://schemas.openxmlformats.org/drawingml/2006/picture">
                         <pic:nvPicPr>
-                          <pic:cNvPr id="0" name="Picture 1"/>
+                          <pic:cNvPr id="0" name="Picture 6"/>
                           <pic:cNvPicPr>
                             <a:picLocks noChangeAspect="1" noChangeArrowheads="1"/>
                           </pic:cNvPicPr>
@@ -111,13 +117,15 @@
                               </a:ext>
                             </a:extLst>
                           </a:blip>
-                          <a:srcRect t="7998" b="8134"/>
-                          <a:stretch/>
+                          <a:srcRect t="7498" b="8289"/>
+                          <a:stretch>
+                            <a:fillRect/>
+                          </a:stretch>
                         </pic:blipFill>
                         <pic:spPr bwMode="auto">
                           <a:xfrm>
                             <a:off x="0" y="0"/>
-                            <a:ext cx="6933026" cy="4989166"/>
+                            <a:ext cx="7293373" cy="5144198"/>
                           </a:xfrm>
                           <a:prstGeom prst="rect">
                             <a:avLst/>
@@ -150,6 +158,7 @@
         </w:tabs>
       </w:pPr>
       <w:r>
+        <w:lastRenderedPageBreak/>
         <w:tab/>
       </w:r>
       <w:r>
@@ -169,7 +178,7 @@
 </file>
 
 <file path=word/comments.xml><?xml version="1.0" encoding="utf-8"?>
-<w:comments xmlns:wpc="http://schemas.microsoft.com/office/word/2010/wordprocessingCanvas" xmlns:cx="http://schemas.microsoft.com/office/drawing/2014/chartex" xmlns:cx1="http://schemas.microsoft.com/office/drawing/2015/9/8/chartex" xmlns:cx2="http://schemas.microsoft.com/office/drawing/2015/10/21/chartex" xmlns:cx3="http://schemas.microsoft.com/office/drawing/2016/5/9/chartex" xmlns:cx4="http://schemas.microsoft.com/office/drawing/2016/5/10/chartex" xmlns:cx5="http://schemas.microsoft.com/office/drawing/2016/5/11/chartex" xmlns:cx6="http://schemas.microsoft.com/office/drawing/2016/5/12/chartex" xmlns:cx7="http://schemas.microsoft.com/office/drawing/2016/5/13/chartex" xmlns:cx8="http://schemas.microsoft.com/office/drawing/2016/5/14/chartex" xmlns:mc="http://schemas.openxmlformats.org/markup-compatibility/2006" xmlns:aink="http://schemas.microsoft.com/office/drawing/2016/ink" xmlns:am3d="http://schemas.microsoft.com/office/drawing/2017/model3d" xmlns:o="urn:schemas-microsoft-com:office:office" xmlns:r="http://schemas.openxmlformats.org/officeDocument/2006/relationships" xmlns:m="http://schemas.openxmlformats.org/officeDocument/2006/math" xmlns:v="urn:schemas-microsoft-com:vml" xmlns:wp14="http://schemas.microsoft.com/office/word/2010/wordprocessingDrawing" xmlns:wp="http://schemas.openxmlformats.org/drawingml/2006/wordprocessingDrawing" xmlns:w10="urn:schemas-microsoft-com:office:word" xmlns:w="http://schemas.openxmlformats.org/wordprocessingml/2006/main" xmlns:w14="http://schemas.microsoft.com/office/word/2010/wordml" xmlns:w15="http://schemas.microsoft.com/office/word/2012/wordml" xmlns:w16cex="http://schemas.microsoft.com/office/word/2018/wordml/cex" xmlns:w16cid="http://schemas.microsoft.com/office/word/2016/wordml/cid" xmlns:w16="http://schemas.microsoft.com/office/word/2018/wordml" xmlns:w16sdtdh="http://schemas.microsoft.com/office/word/2020/wordml/sdtdatahash" xmlns:w16se="http://schemas.microsoft.com/office/word/2015/wordml/symex" xmlns:wpg="http://schemas.microsoft.com/office/word/2010/wordprocessingGroup" xmlns:wpi="http://schemas.microsoft.com/office/word/2010/wordprocessingInk" xmlns:wne="http://schemas.microsoft.com/office/word/2006/wordml" xmlns:wps="http://schemas.microsoft.com/office/word/2010/wordprocessingShape" mc:Ignorable="w14 w15 w16se w16cid w16 w16cex w16sdtdh wp14">
+<w:comments xmlns:wpc="http://schemas.microsoft.com/office/word/2010/wordprocessingCanvas" xmlns:cx="http://schemas.microsoft.com/office/drawing/2014/chartex" xmlns:cx1="http://schemas.microsoft.com/office/drawing/2015/9/8/chartex" xmlns:cx2="http://schemas.microsoft.com/office/drawing/2015/10/21/chartex" xmlns:cx3="http://schemas.microsoft.com/office/drawing/2016/5/9/chartex" xmlns:cx4="http://schemas.microsoft.com/office/drawing/2016/5/10/chartex" xmlns:cx5="http://schemas.microsoft.com/office/drawing/2016/5/11/chartex" xmlns:cx6="http://schemas.microsoft.com/office/drawing/2016/5/12/chartex" xmlns:cx7="http://schemas.microsoft.com/office/drawing/2016/5/13/chartex" xmlns:cx8="http://schemas.microsoft.com/office/drawing/2016/5/14/chartex" xmlns:mc="http://schemas.openxmlformats.org/markup-compatibility/2006" xmlns:aink="http://schemas.microsoft.com/office/drawing/2016/ink" xmlns:am3d="http://schemas.microsoft.com/office/drawing/2017/model3d" xmlns:o="urn:schemas-microsoft-com:office:office" xmlns:oel="http://schemas.microsoft.com/office/2019/extlst" xmlns:r="http://schemas.openxmlformats.org/officeDocument/2006/relationships" xmlns:m="http://schemas.openxmlformats.org/officeDocument/2006/math" xmlns:v="urn:schemas-microsoft-com:vml" xmlns:wp14="http://schemas.microsoft.com/office/word/2010/wordprocessingDrawing" xmlns:wp="http://schemas.openxmlformats.org/drawingml/2006/wordprocessingDrawing" xmlns:w10="urn:schemas-microsoft-com:office:word" xmlns:w="http://schemas.openxmlformats.org/wordprocessingml/2006/main" xmlns:w14="http://schemas.microsoft.com/office/word/2010/wordml" xmlns:w15="http://schemas.microsoft.com/office/word/2012/wordml" xmlns:w16cex="http://schemas.microsoft.com/office/word/2018/wordml/cex" xmlns:w16cid="http://schemas.microsoft.com/office/word/2016/wordml/cid" xmlns:w16="http://schemas.microsoft.com/office/word/2018/wordml" xmlns:w16du="http://schemas.microsoft.com/office/word/2023/wordml/word16du" xmlns:w16sdtdh="http://schemas.microsoft.com/office/word/2020/wordml/sdtdatahash" xmlns:w16sdtfl="http://schemas.microsoft.com/office/word/2024/wordml/sdtformatlock" xmlns:w16se="http://schemas.microsoft.com/office/word/2015/wordml/symex" xmlns:wpg="http://schemas.microsoft.com/office/word/2010/wordprocessingGroup" xmlns:wpi="http://schemas.microsoft.com/office/word/2010/wordprocessingInk" xmlns:wne="http://schemas.microsoft.com/office/word/2006/wordml" xmlns:wps="http://schemas.microsoft.com/office/word/2010/wordprocessingShape" mc:Ignorable="w14 w15 w16se w16cid w16 w16cex w16sdtdh w16sdtfl w16du wp14">
   <w:comment w:id="0" w:author="Andrés Yismael Díaz" w:date="2026-03-02T19:32:00Z" w:initials="AYD">
     <w:p>
       <w:pPr>
@@ -190,25 +199,25 @@
 </file>
 
 <file path=word/commentsExtended.xml><?xml version="1.0" encoding="utf-8"?>
-<w15:commentsEx xmlns:wpc="http://schemas.microsoft.com/office/word/2010/wordprocessingCanvas" xmlns:cx="http://schemas.microsoft.com/office/drawing/2014/chartex" xmlns:cx1="http://schemas.microsoft.com/office/drawing/2015/9/8/chartex" xmlns:cx2="http://schemas.microsoft.com/office/drawing/2015/10/21/chartex" xmlns:cx3="http://schemas.microsoft.com/office/drawing/2016/5/9/chartex" xmlns:cx4="http://schemas.microsoft.com/office/drawing/2016/5/10/chartex" xmlns:cx5="http://schemas.microsoft.com/office/drawing/2016/5/11/chartex" xmlns:cx6="http://schemas.microsoft.com/office/drawing/2016/5/12/chartex" xmlns:cx7="http://schemas.microsoft.com/office/drawing/2016/5/13/chartex" xmlns:cx8="http://schemas.microsoft.com/office/drawing/2016/5/14/chartex" xmlns:mc="http://schemas.openxmlformats.org/markup-compatibility/2006" xmlns:aink="http://schemas.microsoft.com/office/drawing/2016/ink" xmlns:am3d="http://schemas.microsoft.com/office/drawing/2017/model3d" xmlns:o="urn:schemas-microsoft-com:office:office" xmlns:r="http://schemas.openxmlformats.org/officeDocument/2006/relationships" xmlns:m="http://schemas.openxmlformats.org/officeDocument/2006/math" xmlns:v="urn:schemas-microsoft-com:vml" xmlns:wp14="http://schemas.microsoft.com/office/word/2010/wordprocessingDrawing" xmlns:wp="http://schemas.openxmlformats.org/drawingml/2006/wordprocessingDrawing" xmlns:w10="urn:schemas-microsoft-com:office:word" xmlns:w="http://schemas.openxmlformats.org/wordprocessingml/2006/main" xmlns:w14="http://schemas.microsoft.com/office/word/2010/wordml" xmlns:w15="http://schemas.microsoft.com/office/word/2012/wordml" xmlns:w16cex="http://schemas.microsoft.com/office/word/2018/wordml/cex" xmlns:w16cid="http://schemas.microsoft.com/office/word/2016/wordml/cid" xmlns:w16="http://schemas.microsoft.com/office/word/2018/wordml" xmlns:w16sdtdh="http://schemas.microsoft.com/office/word/2020/wordml/sdtdatahash" xmlns:w16se="http://schemas.microsoft.com/office/word/2015/wordml/symex" xmlns:wpg="http://schemas.microsoft.com/office/word/2010/wordprocessingGroup" xmlns:wpi="http://schemas.microsoft.com/office/word/2010/wordprocessingInk" xmlns:wne="http://schemas.microsoft.com/office/word/2006/wordml" xmlns:wps="http://schemas.microsoft.com/office/word/2010/wordprocessingShape" mc:Ignorable="w14 w15 w16se w16cid w16 w16cex w16sdtdh wp14">
+<w15:commentsEx xmlns:wpc="http://schemas.microsoft.com/office/word/2010/wordprocessingCanvas" xmlns:cx="http://schemas.microsoft.com/office/drawing/2014/chartex" xmlns:cx1="http://schemas.microsoft.com/office/drawing/2015/9/8/chartex" xmlns:cx2="http://schemas.microsoft.com/office/drawing/2015/10/21/chartex" xmlns:cx3="http://schemas.microsoft.com/office/drawing/2016/5/9/chartex" xmlns:cx4="http://schemas.microsoft.com/office/drawing/2016/5/10/chartex" xmlns:cx5="http://schemas.microsoft.com/office/drawing/2016/5/11/chartex" xmlns:cx6="http://schemas.microsoft.com/office/drawing/2016/5/12/chartex" xmlns:cx7="http://schemas.microsoft.com/office/drawing/2016/5/13/chartex" xmlns:cx8="http://schemas.microsoft.com/office/drawing/2016/5/14/chartex" xmlns:mc="http://schemas.openxmlformats.org/markup-compatibility/2006" xmlns:aink="http://schemas.microsoft.com/office/drawing/2016/ink" xmlns:am3d="http://schemas.microsoft.com/office/drawing/2017/model3d" xmlns:o="urn:schemas-microsoft-com:office:office" xmlns:oel="http://schemas.microsoft.com/office/2019/extlst" xmlns:r="http://schemas.openxmlformats.org/officeDocument/2006/relationships" xmlns:m="http://schemas.openxmlformats.org/officeDocument/2006/math" xmlns:v="urn:schemas-microsoft-com:vml" xmlns:wp14="http://schemas.microsoft.com/office/word/2010/wordprocessingDrawing" xmlns:wp="http://schemas.openxmlformats.org/drawingml/2006/wordprocessingDrawing" xmlns:w10="urn:schemas-microsoft-com:office:word" xmlns:w="http://schemas.openxmlformats.org/wordprocessingml/2006/main" xmlns:w14="http://schemas.microsoft.com/office/word/2010/wordml" xmlns:w15="http://schemas.microsoft.com/office/word/2012/wordml" xmlns:w16cex="http://schemas.microsoft.com/office/word/2018/wordml/cex" xmlns:w16cid="http://schemas.microsoft.com/office/word/2016/wordml/cid" xmlns:w16="http://schemas.microsoft.com/office/word/2018/wordml" xmlns:w16du="http://schemas.microsoft.com/office/word/2023/wordml/word16du" xmlns:w16sdtdh="http://schemas.microsoft.com/office/word/2020/wordml/sdtdatahash" xmlns:w16sdtfl="http://schemas.microsoft.com/office/word/2024/wordml/sdtformatlock" xmlns:w16se="http://schemas.microsoft.com/office/word/2015/wordml/symex" xmlns:wpg="http://schemas.microsoft.com/office/word/2010/wordprocessingGroup" xmlns:wpi="http://schemas.microsoft.com/office/word/2010/wordprocessingInk" xmlns:wne="http://schemas.microsoft.com/office/word/2006/wordml" xmlns:wps="http://schemas.microsoft.com/office/word/2010/wordprocessingShape" mc:Ignorable="w14 w15 w16se w16cid w16 w16cex w16sdtdh w16sdtfl w16du wp14">
   <w15:commentEx w15:paraId="53827910" w15:done="0"/>
 </w15:commentsEx>
 </file>
 
 <file path=word/commentsExtensible.xml><?xml version="1.0" encoding="utf-8"?>
-<w16cex:commentsExtensible xmlns:wpc="http://schemas.microsoft.com/office/word/2010/wordprocessingCanvas" xmlns:cx="http://schemas.microsoft.com/office/drawing/2014/chartex" xmlns:cx1="http://schemas.microsoft.com/office/drawing/2015/9/8/chartex" xmlns:cx2="http://schemas.microsoft.com/office/drawing/2015/10/21/chartex" xmlns:cx3="http://schemas.microsoft.com/office/drawing/2016/5/9/chartex" xmlns:cx4="http://schemas.microsoft.com/office/drawing/2016/5/10/chartex" xmlns:cx5="http://schemas.microsoft.com/office/drawing/2016/5/11/chartex" xmlns:cx6="http://schemas.microsoft.com/office/drawing/2016/5/12/chartex" xmlns:cx7="http://schemas.microsoft.com/office/drawing/2016/5/13/chartex" xmlns:cx8="http://schemas.microsoft.com/office/drawing/2016/5/14/chartex" xmlns:mc="http://schemas.openxmlformats.org/markup-compatibility/2006" xmlns:aink="http://schemas.microsoft.com/office/drawing/2016/ink" xmlns:am3d="http://schemas.microsoft.com/office/drawing/2017/model3d" xmlns:o="urn:schemas-microsoft-com:office:office" xmlns:r="http://schemas.openxmlformats.org/officeDocument/2006/relationships" xmlns:m="http://schemas.openxmlformats.org/officeDocument/2006/math" xmlns:v="urn:schemas-microsoft-com:vml" xmlns:wp14="http://schemas.microsoft.com/office/word/2010/wordprocessingDrawing" xmlns:wp="http://schemas.openxmlformats.org/drawingml/2006/wordprocessingDrawing" xmlns:w10="urn:schemas-microsoft-com:office:word" xmlns:w="http://schemas.openxmlformats.org/wordprocessingml/2006/main" xmlns:w14="http://schemas.microsoft.com/office/word/2010/wordml" xmlns:w15="http://schemas.microsoft.com/office/word/2012/wordml" xmlns:w16cex="http://schemas.microsoft.com/office/word/2018/wordml/cex" xmlns:w16cid="http://schemas.microsoft.com/office/word/2016/wordml/cid" xmlns:w16="http://schemas.microsoft.com/office/word/2018/wordml" xmlns:w16sdtdh="http://schemas.microsoft.com/office/word/2020/wordml/sdtdatahash" xmlns:w16se="http://schemas.microsoft.com/office/word/2015/wordml/symex" xmlns:wpg="http://schemas.microsoft.com/office/word/2010/wordprocessingGroup" xmlns:wpi="http://schemas.microsoft.com/office/word/2010/wordprocessingInk" xmlns:wne="http://schemas.microsoft.com/office/word/2006/wordml" xmlns:wps="http://schemas.microsoft.com/office/word/2010/wordprocessingShape" mc:Ignorable="w14 w15 w16se w16cid w16 w16cex w16sdtdh wp14">
+<w16cex:commentsExtensible xmlns:wpc="http://schemas.microsoft.com/office/word/2010/wordprocessingCanvas" xmlns:cx="http://schemas.microsoft.com/office/drawing/2014/chartex" xmlns:cx1="http://schemas.microsoft.com/office/drawing/2015/9/8/chartex" xmlns:cx2="http://schemas.microsoft.com/office/drawing/2015/10/21/chartex" xmlns:cx3="http://schemas.microsoft.com/office/drawing/2016/5/9/chartex" xmlns:cx4="http://schemas.microsoft.com/office/drawing/2016/5/10/chartex" xmlns:cx5="http://schemas.microsoft.com/office/drawing/2016/5/11/chartex" xmlns:cx6="http://schemas.microsoft.com/office/drawing/2016/5/12/chartex" xmlns:cx7="http://schemas.microsoft.com/office/drawing/2016/5/13/chartex" xmlns:cx8="http://schemas.microsoft.com/office/drawing/2016/5/14/chartex" xmlns:cr="http://schemas.microsoft.com/office/comments/2020/reactions" xmlns:mc="http://schemas.openxmlformats.org/markup-compatibility/2006" xmlns:aink="http://schemas.microsoft.com/office/drawing/2016/ink" xmlns:am3d="http://schemas.microsoft.com/office/drawing/2017/model3d" xmlns:o="urn:schemas-microsoft-com:office:office" xmlns:oel="http://schemas.microsoft.com/office/2019/extlst" xmlns:r="http://schemas.openxmlformats.org/officeDocument/2006/relationships" xmlns:m="http://schemas.openxmlformats.org/officeDocument/2006/math" xmlns:v="urn:schemas-microsoft-com:vml" xmlns:wp14="http://schemas.microsoft.com/office/word/2010/wordprocessingDrawing" xmlns:wp="http://schemas.openxmlformats.org/drawingml/2006/wordprocessingDrawing" xmlns:w10="urn:schemas-microsoft-com:office:word" xmlns:w="http://schemas.openxmlformats.org/wordprocessingml/2006/main" xmlns:w14="http://schemas.microsoft.com/office/word/2010/wordml" xmlns:w15="http://schemas.microsoft.com/office/word/2012/wordml" xmlns:w16cex="http://schemas.microsoft.com/office/word/2018/wordml/cex" xmlns:w16cid="http://schemas.microsoft.com/office/word/2016/wordml/cid" xmlns:w16="http://schemas.microsoft.com/office/word/2018/wordml" xmlns:w16du="http://schemas.microsoft.com/office/word/2023/wordml/word16du" xmlns:w16sdtdh="http://schemas.microsoft.com/office/word/2020/wordml/sdtdatahash" xmlns:w16sdtfl="http://schemas.microsoft.com/office/word/2024/wordml/sdtformatlock" xmlns:w16se="http://schemas.microsoft.com/office/word/2015/wordml/symex" xmlns:wpg="http://schemas.microsoft.com/office/word/2010/wordprocessingGroup" xmlns:wpi="http://schemas.microsoft.com/office/word/2010/wordprocessingInk" xmlns:wne="http://schemas.microsoft.com/office/word/2006/wordml" xmlns:wps="http://schemas.microsoft.com/office/word/2010/wordprocessingShape" mc:Ignorable="w14 w15 w16se w16cid w16 w16cex w16sdtdh w16sdtfl cr w16du wp14">
   <w16cex:commentExtensible w16cex:durableId="2D50644A" w16cex:dateUtc="2026-03-03T01:32:00Z"/>
 </w16cex:commentsExtensible>
 </file>
 
 <file path=word/commentsIds.xml><?xml version="1.0" encoding="utf-8"?>
-<w16cid:commentsIds xmlns:wpc="http://schemas.microsoft.com/office/word/2010/wordprocessingCanvas" xmlns:cx="http://schemas.microsoft.com/office/drawing/2014/chartex" xmlns:cx1="http://schemas.microsoft.com/office/drawing/2015/9/8/chartex" xmlns:cx2="http://schemas.microsoft.com/office/drawing/2015/10/21/chartex" xmlns:cx3="http://schemas.microsoft.com/office/drawing/2016/5/9/chartex" xmlns:cx4="http://schemas.microsoft.com/office/drawing/2016/5/10/chartex" xmlns:cx5="http://schemas.microsoft.com/office/drawing/2016/5/11/chartex" xmlns:cx6="http://schemas.microsoft.com/office/drawing/2016/5/12/chartex" xmlns:cx7="http://schemas.microsoft.com/office/drawing/2016/5/13/chartex" xmlns:cx8="http://schemas.microsoft.com/office/drawing/2016/5/14/chartex" xmlns:mc="http://schemas.openxmlformats.org/markup-compatibility/2006" xmlns:aink="http://schemas.microsoft.com/office/drawing/2016/ink" xmlns:am3d="http://schemas.microsoft.com/office/drawing/2017/model3d" xmlns:o="urn:schemas-microsoft-com:office:office" xmlns:r="http://schemas.openxmlformats.org/officeDocument/2006/relationships" xmlns:m="http://schemas.openxmlformats.org/officeDocument/2006/math" xmlns:v="urn:schemas-microsoft-com:vml" xmlns:wp14="http://schemas.microsoft.com/office/word/2010/wordprocessingDrawing" xmlns:wp="http://schemas.openxmlformats.org/drawingml/2006/wordprocessingDrawing" xmlns:w10="urn:schemas-microsoft-com:office:word" xmlns:w="http://schemas.openxmlformats.org/wordprocessingml/2006/main" xmlns:w14="http://schemas.microsoft.com/office/word/2010/wordml" xmlns:w15="http://schemas.microsoft.com/office/word/2012/wordml" xmlns:w16cex="http://schemas.microsoft.com/office/word/2018/wordml/cex" xmlns:w16cid="http://schemas.microsoft.com/office/word/2016/wordml/cid" xmlns:w16="http://schemas.microsoft.com/office/word/2018/wordml" xmlns:w16sdtdh="http://schemas.microsoft.com/office/word/2020/wordml/sdtdatahash" xmlns:w16se="http://schemas.microsoft.com/office/word/2015/wordml/symex" xmlns:wpg="http://schemas.microsoft.com/office/word/2010/wordprocessingGroup" xmlns:wpi="http://schemas.microsoft.com/office/word/2010/wordprocessingInk" xmlns:wne="http://schemas.microsoft.com/office/word/2006/wordml" xmlns:wps="http://schemas.microsoft.com/office/word/2010/wordprocessingShape" mc:Ignorable="w14 w15 w16se w16cid w16 w16cex w16sdtdh wp14">
+<w16cid:commentsIds xmlns:wpc="http://schemas.microsoft.com/office/word/2010/wordprocessingCanvas" xmlns:cx="http://schemas.microsoft.com/office/drawing/2014/chartex" xmlns:cx1="http://schemas.microsoft.com/office/drawing/2015/9/8/chartex" xmlns:cx2="http://schemas.microsoft.com/office/drawing/2015/10/21/chartex" xmlns:cx3="http://schemas.microsoft.com/office/drawing/2016/5/9/chartex" xmlns:cx4="http://schemas.microsoft.com/office/drawing/2016/5/10/chartex" xmlns:cx5="http://schemas.microsoft.com/office/drawing/2016/5/11/chartex" xmlns:cx6="http://schemas.microsoft.com/office/drawing/2016/5/12/chartex" xmlns:cx7="http://schemas.microsoft.com/office/drawing/2016/5/13/chartex" xmlns:cx8="http://schemas.microsoft.com/office/drawing/2016/5/14/chartex" xmlns:mc="http://schemas.openxmlformats.org/markup-compatibility/2006" xmlns:aink="http://schemas.microsoft.com/office/drawing/2016/ink" xmlns:am3d="http://schemas.microsoft.com/office/drawing/2017/model3d" xmlns:o="urn:schemas-microsoft-com:office:office" xmlns:oel="http://schemas.microsoft.com/office/2019/extlst" xmlns:r="http://schemas.openxmlformats.org/officeDocument/2006/relationships" xmlns:m="http://schemas.openxmlformats.org/officeDocument/2006/math" xmlns:v="urn:schemas-microsoft-com:vml" xmlns:wp14="http://schemas.microsoft.com/office/word/2010/wordprocessingDrawing" xmlns:wp="http://schemas.openxmlformats.org/drawingml/2006/wordprocessingDrawing" xmlns:w10="urn:schemas-microsoft-com:office:word" xmlns:w="http://schemas.openxmlformats.org/wordprocessingml/2006/main" xmlns:w14="http://schemas.microsoft.com/office/word/2010/wordml" xmlns:w15="http://schemas.microsoft.com/office/word/2012/wordml" xmlns:w16cex="http://schemas.microsoft.com/office/word/2018/wordml/cex" xmlns:w16cid="http://schemas.microsoft.com/office/word/2016/wordml/cid" xmlns:w16="http://schemas.microsoft.com/office/word/2018/wordml" xmlns:w16du="http://schemas.microsoft.com/office/word/2023/wordml/word16du" xmlns:w16sdtdh="http://schemas.microsoft.com/office/word/2020/wordml/sdtdatahash" xmlns:w16sdtfl="http://schemas.microsoft.com/office/word/2024/wordml/sdtformatlock" xmlns:w16se="http://schemas.microsoft.com/office/word/2015/wordml/symex" xmlns:wpg="http://schemas.microsoft.com/office/word/2010/wordprocessingGroup" xmlns:wpi="http://schemas.microsoft.com/office/word/2010/wordprocessingInk" xmlns:wne="http://schemas.microsoft.com/office/word/2006/wordml" xmlns:wps="http://schemas.microsoft.com/office/word/2010/wordprocessingShape" mc:Ignorable="w14 w15 w16se w16cid w16 w16cex w16sdtdh w16sdtfl w16du wp14">
   <w16cid:commentId w16cid:paraId="53827910" w16cid:durableId="2D50644A"/>
 </w16cid:commentsIds>
 </file>
 
 <file path=word/endnotes.xml><?xml version="1.0" encoding="utf-8"?>
-<w:endnotes xmlns:wpc="http://schemas.microsoft.com/office/word/2010/wordprocessingCanvas" xmlns:cx="http://schemas.microsoft.com/office/drawing/2014/chartex" xmlns:cx1="http://schemas.microsoft.com/office/drawing/2015/9/8/chartex" xmlns:cx2="http://schemas.microsoft.com/office/drawing/2015/10/21/chartex" xmlns:cx3="http://schemas.microsoft.com/office/drawing/2016/5/9/chartex" xmlns:cx4="http://schemas.microsoft.com/office/drawing/2016/5/10/chartex" xmlns:cx5="http://schemas.microsoft.com/office/drawing/2016/5/11/chartex" xmlns:cx6="http://schemas.microsoft.com/office/drawing/2016/5/12/chartex" xmlns:cx7="http://schemas.microsoft.com/office/drawing/2016/5/13/chartex" xmlns:cx8="http://schemas.microsoft.com/office/drawing/2016/5/14/chartex" xmlns:mc="http://schemas.openxmlformats.org/markup-compatibility/2006" xmlns:aink="http://schemas.microsoft.com/office/drawing/2016/ink" xmlns:am3d="http://schemas.microsoft.com/office/drawing/2017/model3d" xmlns:o="urn:schemas-microsoft-com:office:office" xmlns:r="http://schemas.openxmlformats.org/officeDocument/2006/relationships" xmlns:m="http://schemas.openxmlformats.org/officeDocument/2006/math" xmlns:v="urn:schemas-microsoft-com:vml" xmlns:wp14="http://schemas.microsoft.com/office/word/2010/wordprocessingDrawing" xmlns:wp="http://schemas.openxmlformats.org/drawingml/2006/wordprocessingDrawing" xmlns:w10="urn:schemas-microsoft-com:office:word" xmlns:w="http://schemas.openxmlformats.org/wordprocessingml/2006/main" xmlns:w14="http://schemas.microsoft.com/office/word/2010/wordml" xmlns:w15="http://schemas.microsoft.com/office/word/2012/wordml" xmlns:w16cex="http://schemas.microsoft.com/office/word/2018/wordml/cex" xmlns:w16cid="http://schemas.microsoft.com/office/word/2016/wordml/cid" xmlns:w16="http://schemas.microsoft.com/office/word/2018/wordml" xmlns:w16sdtdh="http://schemas.microsoft.com/office/word/2020/wordml/sdtdatahash" xmlns:w16se="http://schemas.microsoft.com/office/word/2015/wordml/symex" xmlns:wpg="http://schemas.microsoft.com/office/word/2010/wordprocessingGroup" xmlns:wpi="http://schemas.microsoft.com/office/word/2010/wordprocessingInk" xmlns:wne="http://schemas.microsoft.com/office/word/2006/wordml" xmlns:wps="http://schemas.microsoft.com/office/word/2010/wordprocessingShape" mc:Ignorable="w14 w15 w16se w16cid w16 w16cex w16sdtdh wp14">
+<w:endnotes xmlns:wpc="http://schemas.microsoft.com/office/word/2010/wordprocessingCanvas" xmlns:cx="http://schemas.microsoft.com/office/drawing/2014/chartex" xmlns:cx1="http://schemas.microsoft.com/office/drawing/2015/9/8/chartex" xmlns:cx2="http://schemas.microsoft.com/office/drawing/2015/10/21/chartex" xmlns:cx3="http://schemas.microsoft.com/office/drawing/2016/5/9/chartex" xmlns:cx4="http://schemas.microsoft.com/office/drawing/2016/5/10/chartex" xmlns:cx5="http://schemas.microsoft.com/office/drawing/2016/5/11/chartex" xmlns:cx6="http://schemas.microsoft.com/office/drawing/2016/5/12/chartex" xmlns:cx7="http://schemas.microsoft.com/office/drawing/2016/5/13/chartex" xmlns:cx8="http://schemas.microsoft.com/office/drawing/2016/5/14/chartex" xmlns:mc="http://schemas.openxmlformats.org/markup-compatibility/2006" xmlns:aink="http://schemas.microsoft.com/office/drawing/2016/ink" xmlns:am3d="http://schemas.microsoft.com/office/drawing/2017/model3d" xmlns:o="urn:schemas-microsoft-com:office:office" xmlns:oel="http://schemas.microsoft.com/office/2019/extlst" xmlns:r="http://schemas.openxmlformats.org/officeDocument/2006/relationships" xmlns:m="http://schemas.openxmlformats.org/officeDocument/2006/math" xmlns:v="urn:schemas-microsoft-com:vml" xmlns:wp14="http://schemas.microsoft.com/office/word/2010/wordprocessingDrawing" xmlns:wp="http://schemas.openxmlformats.org/drawingml/2006/wordprocessingDrawing" xmlns:w10="urn:schemas-microsoft-com:office:word" xmlns:w="http://schemas.openxmlformats.org/wordprocessingml/2006/main" xmlns:w14="http://schemas.microsoft.com/office/word/2010/wordml" xmlns:w15="http://schemas.microsoft.com/office/word/2012/wordml" xmlns:w16cex="http://schemas.microsoft.com/office/word/2018/wordml/cex" xmlns:w16cid="http://schemas.microsoft.com/office/word/2016/wordml/cid" xmlns:w16="http://schemas.microsoft.com/office/word/2018/wordml" xmlns:w16du="http://schemas.microsoft.com/office/word/2023/wordml/word16du" xmlns:w16sdtdh="http://schemas.microsoft.com/office/word/2020/wordml/sdtdatahash" xmlns:w16sdtfl="http://schemas.microsoft.com/office/word/2024/wordml/sdtformatlock" xmlns:w16se="http://schemas.microsoft.com/office/word/2015/wordml/symex" xmlns:wpg="http://schemas.microsoft.com/office/word/2010/wordprocessingGroup" xmlns:wpi="http://schemas.microsoft.com/office/word/2010/wordprocessingInk" xmlns:wne="http://schemas.microsoft.com/office/word/2006/wordml" xmlns:wps="http://schemas.microsoft.com/office/word/2010/wordprocessingShape" mc:Ignorable="w14 w15 w16se w16cid w16 w16cex w16sdtdh w16sdtfl w16du wp14">
   <w:endnote w:type="separator" w:id="-1">
     <w:p>
       <w:pPr>
@@ -233,7 +242,7 @@
 </file>
 
 <file path=word/footer1.xml><?xml version="1.0" encoding="utf-8"?>
-<w:ftr xmlns:wpc="http://schemas.microsoft.com/office/word/2010/wordprocessingCanvas" xmlns:cx="http://schemas.microsoft.com/office/drawing/2014/chartex" xmlns:cx1="http://schemas.microsoft.com/office/drawing/2015/9/8/chartex" xmlns:cx2="http://schemas.microsoft.com/office/drawing/2015/10/21/chartex" xmlns:cx3="http://schemas.microsoft.com/office/drawing/2016/5/9/chartex" xmlns:cx4="http://schemas.microsoft.com/office/drawing/2016/5/10/chartex" xmlns:cx5="http://schemas.microsoft.com/office/drawing/2016/5/11/chartex" xmlns:cx6="http://schemas.microsoft.com/office/drawing/2016/5/12/chartex" xmlns:cx7="http://schemas.microsoft.com/office/drawing/2016/5/13/chartex" xmlns:cx8="http://schemas.microsoft.com/office/drawing/2016/5/14/chartex" xmlns:mc="http://schemas.openxmlformats.org/markup-compatibility/2006" xmlns:aink="http://schemas.microsoft.com/office/drawing/2016/ink" xmlns:am3d="http://schemas.microsoft.com/office/drawing/2017/model3d" xmlns:o="urn:schemas-microsoft-com:office:office" xmlns:r="http://schemas.openxmlformats.org/officeDocument/2006/relationships" xmlns:m="http://schemas.openxmlformats.org/officeDocument/2006/math" xmlns:v="urn:schemas-microsoft-com:vml" xmlns:wp14="http://schemas.microsoft.com/office/word/2010/wordprocessingDrawing" xmlns:wp="http://schemas.openxmlformats.org/drawingml/2006/wordprocessingDrawing" xmlns:w10="urn:schemas-microsoft-com:office:word" xmlns:w="http://schemas.openxmlformats.org/wordprocessingml/2006/main" xmlns:w14="http://schemas.microsoft.com/office/word/2010/wordml" xmlns:w15="http://schemas.microsoft.com/office/word/2012/wordml" xmlns:w16cex="http://schemas.microsoft.com/office/word/2018/wordml/cex" xmlns:w16cid="http://schemas.microsoft.com/office/word/2016/wordml/cid" xmlns:w16="http://schemas.microsoft.com/office/word/2018/wordml" xmlns:w16sdtdh="http://schemas.microsoft.com/office/word/2020/wordml/sdtdatahash" xmlns:w16se="http://schemas.microsoft.com/office/word/2015/wordml/symex" xmlns:wpg="http://schemas.microsoft.com/office/word/2010/wordprocessingGroup" xmlns:wpi="http://schemas.microsoft.com/office/word/2010/wordprocessingInk" xmlns:wne="http://schemas.microsoft.com/office/word/2006/wordml" xmlns:wps="http://schemas.microsoft.com/office/word/2010/wordprocessingShape" mc:Ignorable="w14 w15 w16se w16cid w16 w16cex w16sdtdh wp14">
+<w:ftr xmlns:wpc="http://schemas.microsoft.com/office/word/2010/wordprocessingCanvas" xmlns:cx="http://schemas.microsoft.com/office/drawing/2014/chartex" xmlns:cx1="http://schemas.microsoft.com/office/drawing/2015/9/8/chartex" xmlns:cx2="http://schemas.microsoft.com/office/drawing/2015/10/21/chartex" xmlns:cx3="http://schemas.microsoft.com/office/drawing/2016/5/9/chartex" xmlns:cx4="http://schemas.microsoft.com/office/drawing/2016/5/10/chartex" xmlns:cx5="http://schemas.microsoft.com/office/drawing/2016/5/11/chartex" xmlns:cx6="http://schemas.microsoft.com/office/drawing/2016/5/12/chartex" xmlns:cx7="http://schemas.microsoft.com/office/drawing/2016/5/13/chartex" xmlns:cx8="http://schemas.microsoft.com/office/drawing/2016/5/14/chartex" xmlns:mc="http://schemas.openxmlformats.org/markup-compatibility/2006" xmlns:aink="http://schemas.microsoft.com/office/drawing/2016/ink" xmlns:am3d="http://schemas.microsoft.com/office/drawing/2017/model3d" xmlns:o="urn:schemas-microsoft-com:office:office" xmlns:oel="http://schemas.microsoft.com/office/2019/extlst" xmlns:r="http://schemas.openxmlformats.org/officeDocument/2006/relationships" xmlns:m="http://schemas.openxmlformats.org/officeDocument/2006/math" xmlns:v="urn:schemas-microsoft-com:vml" xmlns:wp14="http://schemas.microsoft.com/office/word/2010/wordprocessingDrawing" xmlns:wp="http://schemas.openxmlformats.org/drawingml/2006/wordprocessingDrawing" xmlns:w10="urn:schemas-microsoft-com:office:word" xmlns:w="http://schemas.openxmlformats.org/wordprocessingml/2006/main" xmlns:w14="http://schemas.microsoft.com/office/word/2010/wordml" xmlns:w15="http://schemas.microsoft.com/office/word/2012/wordml" xmlns:w16cex="http://schemas.microsoft.com/office/word/2018/wordml/cex" xmlns:w16cid="http://schemas.microsoft.com/office/word/2016/wordml/cid" xmlns:w16="http://schemas.microsoft.com/office/word/2018/wordml" xmlns:w16du="http://schemas.microsoft.com/office/word/2023/wordml/word16du" xmlns:w16sdtdh="http://schemas.microsoft.com/office/word/2020/wordml/sdtdatahash" xmlns:w16sdtfl="http://schemas.microsoft.com/office/word/2024/wordml/sdtformatlock" xmlns:w16se="http://schemas.microsoft.com/office/word/2015/wordml/symex" xmlns:wpg="http://schemas.microsoft.com/office/word/2010/wordprocessingGroup" xmlns:wpi="http://schemas.microsoft.com/office/word/2010/wordprocessingInk" xmlns:wne="http://schemas.microsoft.com/office/word/2006/wordml" xmlns:wps="http://schemas.microsoft.com/office/word/2010/wordprocessingShape" mc:Ignorable="w14 w15 w16se w16cid w16 w16cex w16sdtdh w16sdtfl w16du wp14">
   <w:p>
     <w:pPr>
       <w:pBdr>
@@ -370,7 +379,7 @@
 </file>
 
 <file path=word/footnotes.xml><?xml version="1.0" encoding="utf-8"?>
-<w:footnotes xmlns:wpc="http://schemas.microsoft.com/office/word/2010/wordprocessingCanvas" xmlns:cx="http://schemas.microsoft.com/office/drawing/2014/chartex" xmlns:cx1="http://schemas.microsoft.com/office/drawing/2015/9/8/chartex" xmlns:cx2="http://schemas.microsoft.com/office/drawing/2015/10/21/chartex" xmlns:cx3="http://schemas.microsoft.com/office/drawing/2016/5/9/chartex" xmlns:cx4="http://schemas.microsoft.com/office/drawing/2016/5/10/chartex" xmlns:cx5="http://schemas.microsoft.com/office/drawing/2016/5/11/chartex" xmlns:cx6="http://schemas.microsoft.com/office/drawing/2016/5/12/chartex" xmlns:cx7="http://schemas.microsoft.com/office/drawing/2016/5/13/chartex" xmlns:cx8="http://schemas.microsoft.com/office/drawing/2016/5/14/chartex" xmlns:mc="http://schemas.openxmlformats.org/markup-compatibility/2006" xmlns:aink="http://schemas.microsoft.com/office/drawing/2016/ink" xmlns:am3d="http://schemas.microsoft.com/office/drawing/2017/model3d" xmlns:o="urn:schemas-microsoft-com:office:office" xmlns:r="http://schemas.openxmlformats.org/officeDocument/2006/relationships" xmlns:m="http://schemas.openxmlformats.org/officeDocument/2006/math" xmlns:v="urn:schemas-microsoft-com:vml" xmlns:wp14="http://schemas.microsoft.com/office/word/2010/wordprocessingDrawing" xmlns:wp="http://schemas.openxmlformats.org/drawingml/2006/wordprocessingDrawing" xmlns:w10="urn:schemas-microsoft-com:office:word" xmlns:w="http://schemas.openxmlformats.org/wordprocessingml/2006/main" xmlns:w14="http://schemas.microsoft.com/office/word/2010/wordml" xmlns:w15="http://schemas.microsoft.com/office/word/2012/wordml" xmlns:w16cex="http://schemas.microsoft.com/office/word/2018/wordml/cex" xmlns:w16cid="http://schemas.microsoft.com/office/word/2016/wordml/cid" xmlns:w16="http://schemas.microsoft.com/office/word/2018/wordml" xmlns:w16sdtdh="http://schemas.microsoft.com/office/word/2020/wordml/sdtdatahash" xmlns:w16se="http://schemas.microsoft.com/office/word/2015/wordml/symex" xmlns:wpg="http://schemas.microsoft.com/office/word/2010/wordprocessingGroup" xmlns:wpi="http://schemas.microsoft.com/office/word/2010/wordprocessingInk" xmlns:wne="http://schemas.microsoft.com/office/word/2006/wordml" xmlns:wps="http://schemas.microsoft.com/office/word/2010/wordprocessingShape" mc:Ignorable="w14 w15 w16se w16cid w16 w16cex w16sdtdh wp14">
+<w:footnotes xmlns:wpc="http://schemas.microsoft.com/office/word/2010/wordprocessingCanvas" xmlns:cx="http://schemas.microsoft.com/office/drawing/2014/chartex" xmlns:cx1="http://schemas.microsoft.com/office/drawing/2015/9/8/chartex" xmlns:cx2="http://schemas.microsoft.com/office/drawing/2015/10/21/chartex" xmlns:cx3="http://schemas.microsoft.com/office/drawing/2016/5/9/chartex" xmlns:cx4="http://schemas.microsoft.com/office/drawing/2016/5/10/chartex" xmlns:cx5="http://schemas.microsoft.com/office/drawing/2016/5/11/chartex" xmlns:cx6="http://schemas.microsoft.com/office/drawing/2016/5/12/chartex" xmlns:cx7="http://schemas.microsoft.com/office/drawing/2016/5/13/chartex" xmlns:cx8="http://schemas.microsoft.com/office/drawing/2016/5/14/chartex" xmlns:mc="http://schemas.openxmlformats.org/markup-compatibility/2006" xmlns:aink="http://schemas.microsoft.com/office/drawing/2016/ink" xmlns:am3d="http://schemas.microsoft.com/office/drawing/2017/model3d" xmlns:o="urn:schemas-microsoft-com:office:office" xmlns:oel="http://schemas.microsoft.com/office/2019/extlst" xmlns:r="http://schemas.openxmlformats.org/officeDocument/2006/relationships" xmlns:m="http://schemas.openxmlformats.org/officeDocument/2006/math" xmlns:v="urn:schemas-microsoft-com:vml" xmlns:wp14="http://schemas.microsoft.com/office/word/2010/wordprocessingDrawing" xmlns:wp="http://schemas.openxmlformats.org/drawingml/2006/wordprocessingDrawing" xmlns:w10="urn:schemas-microsoft-com:office:word" xmlns:w="http://schemas.openxmlformats.org/wordprocessingml/2006/main" xmlns:w14="http://schemas.microsoft.com/office/word/2010/wordml" xmlns:w15="http://schemas.microsoft.com/office/word/2012/wordml" xmlns:w16cex="http://schemas.microsoft.com/office/word/2018/wordml/cex" xmlns:w16cid="http://schemas.microsoft.com/office/word/2016/wordml/cid" xmlns:w16="http://schemas.microsoft.com/office/word/2018/wordml" xmlns:w16du="http://schemas.microsoft.com/office/word/2023/wordml/word16du" xmlns:w16sdtdh="http://schemas.microsoft.com/office/word/2020/wordml/sdtdatahash" xmlns:w16sdtfl="http://schemas.microsoft.com/office/word/2024/wordml/sdtformatlock" xmlns:w16se="http://schemas.microsoft.com/office/word/2015/wordml/symex" xmlns:wpg="http://schemas.microsoft.com/office/word/2010/wordprocessingGroup" xmlns:wpi="http://schemas.microsoft.com/office/word/2010/wordprocessingInk" xmlns:wne="http://schemas.microsoft.com/office/word/2006/wordml" xmlns:wps="http://schemas.microsoft.com/office/word/2010/wordprocessingShape" mc:Ignorable="w14 w15 w16se w16cid w16 w16cex w16sdtdh w16sdtfl w16du wp14">
   <w:footnote w:type="separator" w:id="-1">
     <w:p>
       <w:pPr>
@@ -395,7 +404,7 @@
 </file>
 
 <file path=word/header1.xml><?xml version="1.0" encoding="utf-8"?>
-<w:hdr xmlns:wpc="http://schemas.microsoft.com/office/word/2010/wordprocessingCanvas" xmlns:cx="http://schemas.microsoft.com/office/drawing/2014/chartex" xmlns:cx1="http://schemas.microsoft.com/office/drawing/2015/9/8/chartex" xmlns:cx2="http://schemas.microsoft.com/office/drawing/2015/10/21/chartex" xmlns:cx3="http://schemas.microsoft.com/office/drawing/2016/5/9/chartex" xmlns:cx4="http://schemas.microsoft.com/office/drawing/2016/5/10/chartex" xmlns:cx5="http://schemas.microsoft.com/office/drawing/2016/5/11/chartex" xmlns:cx6="http://schemas.microsoft.com/office/drawing/2016/5/12/chartex" xmlns:cx7="http://schemas.microsoft.com/office/drawing/2016/5/13/chartex" xmlns:cx8="http://schemas.microsoft.com/office/drawing/2016/5/14/chartex" xmlns:mc="http://schemas.openxmlformats.org/markup-compatibility/2006" xmlns:aink="http://schemas.microsoft.com/office/drawing/2016/ink" xmlns:am3d="http://schemas.microsoft.com/office/drawing/2017/model3d" xmlns:o="urn:schemas-microsoft-com:office:office" xmlns:r="http://schemas.openxmlformats.org/officeDocument/2006/relationships" xmlns:m="http://schemas.openxmlformats.org/officeDocument/2006/math" xmlns:v="urn:schemas-microsoft-com:vml" xmlns:wp14="http://schemas.microsoft.com/office/word/2010/wordprocessingDrawing" xmlns:wp="http://schemas.openxmlformats.org/drawingml/2006/wordprocessingDrawing" xmlns:w10="urn:schemas-microsoft-com:office:word" xmlns:w="http://schemas.openxmlformats.org/wordprocessingml/2006/main" xmlns:w14="http://schemas.microsoft.com/office/word/2010/wordml" xmlns:w15="http://schemas.microsoft.com/office/word/2012/wordml" xmlns:w16cex="http://schemas.microsoft.com/office/word/2018/wordml/cex" xmlns:w16cid="http://schemas.microsoft.com/office/word/2016/wordml/cid" xmlns:w16="http://schemas.microsoft.com/office/word/2018/wordml" xmlns:w16sdtdh="http://schemas.microsoft.com/office/word/2020/wordml/sdtdatahash" xmlns:w16se="http://schemas.microsoft.com/office/word/2015/wordml/symex" xmlns:wpg="http://schemas.microsoft.com/office/word/2010/wordprocessingGroup" xmlns:wpi="http://schemas.microsoft.com/office/word/2010/wordprocessingInk" xmlns:wne="http://schemas.microsoft.com/office/word/2006/wordml" xmlns:wps="http://schemas.microsoft.com/office/word/2010/wordprocessingShape" mc:Ignorable="w14 w15 w16se w16cid w16 w16cex w16sdtdh wp14">
+<w:hdr xmlns:wpc="http://schemas.microsoft.com/office/word/2010/wordprocessingCanvas" xmlns:cx="http://schemas.microsoft.com/office/drawing/2014/chartex" xmlns:cx1="http://schemas.microsoft.com/office/drawing/2015/9/8/chartex" xmlns:cx2="http://schemas.microsoft.com/office/drawing/2015/10/21/chartex" xmlns:cx3="http://schemas.microsoft.com/office/drawing/2016/5/9/chartex" xmlns:cx4="http://schemas.microsoft.com/office/drawing/2016/5/10/chartex" xmlns:cx5="http://schemas.microsoft.com/office/drawing/2016/5/11/chartex" xmlns:cx6="http://schemas.microsoft.com/office/drawing/2016/5/12/chartex" xmlns:cx7="http://schemas.microsoft.com/office/drawing/2016/5/13/chartex" xmlns:cx8="http://schemas.microsoft.com/office/drawing/2016/5/14/chartex" xmlns:mc="http://schemas.openxmlformats.org/markup-compatibility/2006" xmlns:aink="http://schemas.microsoft.com/office/drawing/2016/ink" xmlns:am3d="http://schemas.microsoft.com/office/drawing/2017/model3d" xmlns:o="urn:schemas-microsoft-com:office:office" xmlns:oel="http://schemas.microsoft.com/office/2019/extlst" xmlns:r="http://schemas.openxmlformats.org/officeDocument/2006/relationships" xmlns:m="http://schemas.openxmlformats.org/officeDocument/2006/math" xmlns:v="urn:schemas-microsoft-com:vml" xmlns:wp14="http://schemas.microsoft.com/office/word/2010/wordprocessingDrawing" xmlns:wp="http://schemas.openxmlformats.org/drawingml/2006/wordprocessingDrawing" xmlns:w10="urn:schemas-microsoft-com:office:word" xmlns:w="http://schemas.openxmlformats.org/wordprocessingml/2006/main" xmlns:w14="http://schemas.microsoft.com/office/word/2010/wordml" xmlns:w15="http://schemas.microsoft.com/office/word/2012/wordml" xmlns:w16cex="http://schemas.microsoft.com/office/word/2018/wordml/cex" xmlns:w16cid="http://schemas.microsoft.com/office/word/2016/wordml/cid" xmlns:w16="http://schemas.microsoft.com/office/word/2018/wordml" xmlns:w16du="http://schemas.microsoft.com/office/word/2023/wordml/word16du" xmlns:w16sdtdh="http://schemas.microsoft.com/office/word/2020/wordml/sdtdatahash" xmlns:w16sdtfl="http://schemas.microsoft.com/office/word/2024/wordml/sdtformatlock" xmlns:w16se="http://schemas.microsoft.com/office/word/2015/wordml/symex" xmlns:wpg="http://schemas.microsoft.com/office/word/2010/wordprocessingGroup" xmlns:wpi="http://schemas.microsoft.com/office/word/2010/wordprocessingInk" xmlns:wne="http://schemas.microsoft.com/office/word/2006/wordml" xmlns:wps="http://schemas.microsoft.com/office/word/2010/wordprocessingShape" mc:Ignorable="w14 w15 w16se w16cid w16 w16cex w16sdtdh w16sdtfl w16du wp14">
   <w:p>
     <w:pPr>
       <w:pBdr>
@@ -765,7 +774,7 @@
 </file>
 
 <file path=word/people.xml><?xml version="1.0" encoding="utf-8"?>
-<w15:people xmlns:wpc="http://schemas.microsoft.com/office/word/2010/wordprocessingCanvas" xmlns:cx="http://schemas.microsoft.com/office/drawing/2014/chartex" xmlns:cx1="http://schemas.microsoft.com/office/drawing/2015/9/8/chartex" xmlns:cx2="http://schemas.microsoft.com/office/drawing/2015/10/21/chartex" xmlns:cx3="http://schemas.microsoft.com/office/drawing/2016/5/9/chartex" xmlns:cx4="http://schemas.microsoft.com/office/drawing/2016/5/10/chartex" xmlns:cx5="http://schemas.microsoft.com/office/drawing/2016/5/11/chartex" xmlns:cx6="http://schemas.microsoft.com/office/drawing/2016/5/12/chartex" xmlns:cx7="http://schemas.microsoft.com/office/drawing/2016/5/13/chartex" xmlns:cx8="http://schemas.microsoft.com/office/drawing/2016/5/14/chartex" xmlns:mc="http://schemas.openxmlformats.org/markup-compatibility/2006" xmlns:aink="http://schemas.microsoft.com/office/drawing/2016/ink" xmlns:am3d="http://schemas.microsoft.com/office/drawing/2017/model3d" xmlns:o="urn:schemas-microsoft-com:office:office" xmlns:r="http://schemas.openxmlformats.org/officeDocument/2006/relationships" xmlns:m="http://schemas.openxmlformats.org/officeDocument/2006/math" xmlns:v="urn:schemas-microsoft-com:vml" xmlns:wp14="http://schemas.microsoft.com/office/word/2010/wordprocessingDrawing" xmlns:wp="http://schemas.openxmlformats.org/drawingml/2006/wordprocessingDrawing" xmlns:w10="urn:schemas-microsoft-com:office:word" xmlns:w="http://schemas.openxmlformats.org/wordprocessingml/2006/main" xmlns:w14="http://schemas.microsoft.com/office/word/2010/wordml" xmlns:w15="http://schemas.microsoft.com/office/word/2012/wordml" xmlns:w16cex="http://schemas.microsoft.com/office/word/2018/wordml/cex" xmlns:w16cid="http://schemas.microsoft.com/office/word/2016/wordml/cid" xmlns:w16="http://schemas.microsoft.com/office/word/2018/wordml" xmlns:w16sdtdh="http://schemas.microsoft.com/office/word/2020/wordml/sdtdatahash" xmlns:w16se="http://schemas.microsoft.com/office/word/2015/wordml/symex" xmlns:wpg="http://schemas.microsoft.com/office/word/2010/wordprocessingGroup" xmlns:wpi="http://schemas.microsoft.com/office/word/2010/wordprocessingInk" xmlns:wne="http://schemas.microsoft.com/office/word/2006/wordml" xmlns:wps="http://schemas.microsoft.com/office/word/2010/wordprocessingShape" mc:Ignorable="w14 w15 w16se w16cid w16 w16cex w16sdtdh wp14">
+<w15:people xmlns:wpc="http://schemas.microsoft.com/office/word/2010/wordprocessingCanvas" xmlns:cx="http://schemas.microsoft.com/office/drawing/2014/chartex" xmlns:cx1="http://schemas.microsoft.com/office/drawing/2015/9/8/chartex" xmlns:cx2="http://schemas.microsoft.com/office/drawing/2015/10/21/chartex" xmlns:cx3="http://schemas.microsoft.com/office/drawing/2016/5/9/chartex" xmlns:cx4="http://schemas.microsoft.com/office/drawing/2016/5/10/chartex" xmlns:cx5="http://schemas.microsoft.com/office/drawing/2016/5/11/chartex" xmlns:cx6="http://schemas.microsoft.com/office/drawing/2016/5/12/chartex" xmlns:cx7="http://schemas.microsoft.com/office/drawing/2016/5/13/chartex" xmlns:cx8="http://schemas.microsoft.com/office/drawing/2016/5/14/chartex" xmlns:mc="http://schemas.openxmlformats.org/markup-compatibility/2006" xmlns:aink="http://schemas.microsoft.com/office/drawing/2016/ink" xmlns:am3d="http://schemas.microsoft.com/office/drawing/2017/model3d" xmlns:o="urn:schemas-microsoft-com:office:office" xmlns:oel="http://schemas.microsoft.com/office/2019/extlst" xmlns:r="http://schemas.openxmlformats.org/officeDocument/2006/relationships" xmlns:m="http://schemas.openxmlformats.org/officeDocument/2006/math" xmlns:v="urn:schemas-microsoft-com:vml" xmlns:wp14="http://schemas.microsoft.com/office/word/2010/wordprocessingDrawing" xmlns:wp="http://schemas.openxmlformats.org/drawingml/2006/wordprocessingDrawing" xmlns:w10="urn:schemas-microsoft-com:office:word" xmlns:w="http://schemas.openxmlformats.org/wordprocessingml/2006/main" xmlns:w14="http://schemas.microsoft.com/office/word/2010/wordml" xmlns:w15="http://schemas.microsoft.com/office/word/2012/wordml" xmlns:w16cex="http://schemas.microsoft.com/office/word/2018/wordml/cex" xmlns:w16cid="http://schemas.microsoft.com/office/word/2016/wordml/cid" xmlns:w16="http://schemas.microsoft.com/office/word/2018/wordml" xmlns:w16du="http://schemas.microsoft.com/office/word/2023/wordml/word16du" xmlns:w16sdtdh="http://schemas.microsoft.com/office/word/2020/wordml/sdtdatahash" xmlns:w16sdtfl="http://schemas.microsoft.com/office/word/2024/wordml/sdtformatlock" xmlns:w16se="http://schemas.microsoft.com/office/word/2015/wordml/symex" xmlns:wpg="http://schemas.microsoft.com/office/word/2010/wordprocessingGroup" xmlns:wpi="http://schemas.microsoft.com/office/word/2010/wordprocessingInk" xmlns:wne="http://schemas.microsoft.com/office/word/2006/wordml" xmlns:wps="http://schemas.microsoft.com/office/word/2010/wordprocessingShape" mc:Ignorable="w14 w15 w16se w16cid w16 w16cex w16sdtdh w16sdtfl w16du wp14">
   <w15:person w15:author="Andrés Yismael Díaz">
     <w15:presenceInfo w15:providerId="Windows Live" w15:userId="e22d22bc18755b16"/>
   </w15:person>
@@ -773,7 +782,7 @@
 </file>
 
 <file path=word/styles.xml><?xml version="1.0" encoding="utf-8"?>
-<w:styles xmlns:mc="http://schemas.openxmlformats.org/markup-compatibility/2006" xmlns:r="http://schemas.openxmlformats.org/officeDocument/2006/relationships" xmlns:w="http://schemas.openxmlformats.org/wordprocessingml/2006/main" xmlns:w14="http://schemas.microsoft.com/office/word/2010/wordml" xmlns:w15="http://schemas.microsoft.com/office/word/2012/wordml" xmlns:w16cex="http://schemas.microsoft.com/office/word/2018/wordml/cex" xmlns:w16cid="http://schemas.microsoft.com/office/word/2016/wordml/cid" xmlns:w16="http://schemas.microsoft.com/office/word/2018/wordml" xmlns:w16sdtdh="http://schemas.microsoft.com/office/word/2020/wordml/sdtdatahash" xmlns:w16se="http://schemas.microsoft.com/office/word/2015/wordml/symex" mc:Ignorable="w14 w15 w16se w16cid w16 w16cex w16sdtdh">
+<w:styles xmlns:mc="http://schemas.openxmlformats.org/markup-compatibility/2006" xmlns:r="http://schemas.openxmlformats.org/officeDocument/2006/relationships" xmlns:w="http://schemas.openxmlformats.org/wordprocessingml/2006/main" xmlns:w14="http://schemas.microsoft.com/office/word/2010/wordml" xmlns:w15="http://schemas.microsoft.com/office/word/2012/wordml" xmlns:w16cex="http://schemas.microsoft.com/office/word/2018/wordml/cex" xmlns:w16cid="http://schemas.microsoft.com/office/word/2016/wordml/cid" xmlns:w16="http://schemas.microsoft.com/office/word/2018/wordml" xmlns:w16du="http://schemas.microsoft.com/office/word/2023/wordml/word16du" xmlns:w16sdtdh="http://schemas.microsoft.com/office/word/2020/wordml/sdtdatahash" xmlns:w16sdtfl="http://schemas.microsoft.com/office/word/2024/wordml/sdtformatlock" xmlns:w16se="http://schemas.microsoft.com/office/word/2015/wordml/symex" mc:Ignorable="w14 w15 w16se w16cid w16 w16cex w16sdtdh w16sdtfl w16du">
   <w:docDefaults>
     <w:rPrDefault>
       <w:rPr>
@@ -1294,7 +1303,6 @@
   <w:style w:type="character" w:default="1" w:styleId="Fuentedeprrafopredeter">
     <w:name w:val="Default Paragraph Font"/>
     <w:uiPriority w:val="1"/>
-    <w:semiHidden/>
     <w:unhideWhenUsed/>
   </w:style>
   <w:style w:type="table" w:default="1" w:styleId="Tablanormal">
